--- a/results.docx
+++ b/results.docx
@@ -1640,12 +1640,674 @@
           <w:szCs w:val="24"/>
         </w:rPr>
       </w:pPr>
-      <w:r>
+      <w:bookmarkStart w:id="0" w:name="_GoBack"/>
+      <w:bookmarkEnd w:id="0"/>
+    </w:p>
+    <w:p>
+      <w:pPr>
+        <w:rPr>
+          <w:rFonts w:hint="default" w:ascii="Times New Roman" w:hAnsi="Times New Roman" w:cs="Times New Roman"/>
+          <w:sz w:val="24"/>
+          <w:szCs w:val="24"/>
+        </w:rPr>
+      </w:pPr>
+      <w:r>
+        <w:rPr>
+          <w:rFonts w:hint="default" w:ascii="Times New Roman" w:hAnsi="Times New Roman" w:cs="Times New Roman"/>
+          <w:sz w:val="24"/>
+          <w:szCs w:val="24"/>
+        </w:rPr>
+        <w:t>========== Load Balancing Results ==========</w:t>
+      </w:r>
+    </w:p>
+    <w:p>
+      <w:pPr>
+        <w:rPr>
+          <w:rFonts w:hint="default" w:ascii="Times New Roman" w:hAnsi="Times New Roman" w:cs="Times New Roman"/>
+          <w:sz w:val="24"/>
+          <w:szCs w:val="24"/>
+        </w:rPr>
+      </w:pPr>
+      <w:r>
+        <w:rPr>
+          <w:rFonts w:hint="default" w:ascii="Times New Roman" w:hAnsi="Times New Roman" w:cs="Times New Roman"/>
+          <w:sz w:val="24"/>
+          <w:szCs w:val="24"/>
+        </w:rPr>
+        <w:t>Memory Load Variance  : 151264.1263</w:t>
+      </w:r>
+    </w:p>
+    <w:p>
+      <w:pPr>
+        <w:rPr>
+          <w:rFonts w:hint="default" w:ascii="Times New Roman" w:hAnsi="Times New Roman" w:cs="Times New Roman"/>
+          <w:sz w:val="24"/>
+          <w:szCs w:val="24"/>
+        </w:rPr>
+      </w:pPr>
+      <w:r>
+        <w:rPr>
+          <w:rFonts w:hint="default" w:ascii="Times New Roman" w:hAnsi="Times New Roman" w:cs="Times New Roman"/>
+          <w:sz w:val="24"/>
+          <w:szCs w:val="24"/>
+        </w:rPr>
+        <w:t>Normalized CPU Load Variance : 0.0002</w:t>
+      </w:r>
+    </w:p>
+    <w:p>
+      <w:pPr>
+        <w:rPr>
+          <w:rFonts w:hint="default" w:ascii="Times New Roman" w:hAnsi="Times New Roman" w:cs="Times New Roman"/>
+          <w:sz w:val="24"/>
+          <w:szCs w:val="24"/>
+        </w:rPr>
+      </w:pPr>
+      <w:r>
+        <w:rPr>
+          <w:rFonts w:hint="default" w:ascii="Times New Roman" w:hAnsi="Times New Roman" w:cs="Times New Roman"/>
+          <w:sz w:val="24"/>
+          <w:szCs w:val="24"/>
+        </w:rPr>
+        <w:t>Balancing Accuracy: 79.08142719072166</w:t>
+      </w:r>
+    </w:p>
+    <w:p>
+      <w:pPr>
+        <w:rPr>
+          <w:rFonts w:hint="default" w:ascii="Times New Roman" w:hAnsi="Times New Roman" w:cs="Times New Roman"/>
+          <w:sz w:val="24"/>
+          <w:szCs w:val="24"/>
+        </w:rPr>
+      </w:pPr>
+      <w:r>
+        <w:rPr>
+          <w:rFonts w:hint="default" w:ascii="Times New Roman" w:hAnsi="Times New Roman" w:cs="Times New Roman"/>
+          <w:sz w:val="24"/>
+          <w:szCs w:val="24"/>
+        </w:rPr>
+        <w:t>Hotspots Detected     : 0</w:t>
+      </w:r>
+    </w:p>
+    <w:p>
+      <w:pPr>
+        <w:rPr>
+          <w:rFonts w:hint="default" w:ascii="Times New Roman" w:hAnsi="Times New Roman" w:cs="Times New Roman"/>
+          <w:sz w:val="24"/>
+          <w:szCs w:val="24"/>
+        </w:rPr>
+      </w:pPr>
+    </w:p>
+    <w:p>
+      <w:pPr>
+        <w:rPr>
+          <w:rFonts w:hint="default" w:ascii="Times New Roman" w:hAnsi="Times New Roman" w:cs="Times New Roman"/>
+          <w:sz w:val="24"/>
+          <w:szCs w:val="24"/>
+        </w:rPr>
+      </w:pPr>
+      <w:r>
+        <w:rPr>
+          <w:rFonts w:hint="default" w:ascii="Times New Roman" w:hAnsi="Times New Roman" w:cs="Times New Roman"/>
+          <w:sz w:val="24"/>
+          <w:szCs w:val="24"/>
+        </w:rPr>
+        <w:t>================ TASK PERFORMANCE METRICS ================</w:t>
+      </w:r>
+    </w:p>
+    <w:p>
+      <w:pPr>
+        <w:rPr>
+          <w:rFonts w:hint="default" w:ascii="Times New Roman" w:hAnsi="Times New Roman" w:cs="Times New Roman"/>
+          <w:sz w:val="24"/>
+          <w:szCs w:val="24"/>
+        </w:rPr>
+      </w:pPr>
+    </w:p>
+    <w:p>
+      <w:pPr>
+        <w:rPr>
+          <w:rFonts w:hint="default" w:ascii="Times New Roman" w:hAnsi="Times New Roman" w:cs="Times New Roman"/>
+          <w:sz w:val="24"/>
+          <w:szCs w:val="24"/>
+        </w:rPr>
+      </w:pPr>
+      <w:r>
+        <w:rPr>
+          <w:rFonts w:hint="default" w:ascii="Times New Roman" w:hAnsi="Times New Roman" w:cs="Times New Roman"/>
+          <w:sz w:val="24"/>
+          <w:szCs w:val="24"/>
+        </w:rPr>
+        <w:t>Average Task Latency : 0.0181 units</w:t>
+      </w:r>
+    </w:p>
+    <w:p>
+      <w:pPr>
+        <w:rPr>
+          <w:rFonts w:hint="default" w:ascii="Times New Roman" w:hAnsi="Times New Roman" w:cs="Times New Roman"/>
+          <w:sz w:val="24"/>
+          <w:szCs w:val="24"/>
+        </w:rPr>
+      </w:pPr>
+      <w:r>
+        <w:rPr>
+          <w:rFonts w:hint="default" w:ascii="Times New Roman" w:hAnsi="Times New Roman" w:cs="Times New Roman"/>
+          <w:sz w:val="24"/>
+          <w:szCs w:val="24"/>
+        </w:rPr>
+        <w:t>Deadline Miss Rate   : 0.00%</w:t>
+      </w:r>
+    </w:p>
+    <w:p>
+      <w:pPr>
+        <w:rPr>
+          <w:rFonts w:hint="default" w:ascii="Times New Roman" w:hAnsi="Times New Roman" w:cs="Times New Roman"/>
+          <w:sz w:val="24"/>
+          <w:szCs w:val="24"/>
+        </w:rPr>
+      </w:pPr>
+      <w:r>
+        <w:rPr>
+          <w:rFonts w:hint="default" w:ascii="Times New Roman" w:hAnsi="Times New Roman" w:cs="Times New Roman"/>
+          <w:sz w:val="24"/>
+          <w:szCs w:val="24"/>
+        </w:rPr>
+        <w:t>Average Waiting Time : 0.0126 units</w:t>
+      </w:r>
+    </w:p>
+    <w:p>
+      <w:pPr>
+        <w:rPr>
+          <w:rFonts w:hint="default" w:ascii="Times New Roman" w:hAnsi="Times New Roman" w:cs="Times New Roman"/>
+          <w:sz w:val="24"/>
+          <w:szCs w:val="24"/>
+        </w:rPr>
+      </w:pPr>
+    </w:p>
+    <w:p>
+      <w:pPr>
+        <w:rPr>
+          <w:rFonts w:hint="default" w:ascii="Times New Roman" w:hAnsi="Times New Roman" w:cs="Times New Roman"/>
+          <w:sz w:val="24"/>
+          <w:szCs w:val="24"/>
+        </w:rPr>
+      </w:pPr>
+      <w:r>
+        <w:rPr>
+          <w:rFonts w:hint="default" w:ascii="Times New Roman" w:hAnsi="Times New Roman" w:cs="Times New Roman"/>
+          <w:sz w:val="24"/>
+          <w:szCs w:val="24"/>
+        </w:rPr>
+        <w:t>================ Edge–Cloud Orchestration Accuracy ================</w:t>
+      </w:r>
+    </w:p>
+    <w:p>
+      <w:pPr>
+        <w:rPr>
+          <w:rFonts w:hint="default" w:ascii="Times New Roman" w:hAnsi="Times New Roman" w:cs="Times New Roman"/>
+          <w:sz w:val="24"/>
+          <w:szCs w:val="24"/>
+        </w:rPr>
+      </w:pPr>
+    </w:p>
+    <w:p>
+      <w:pPr>
+        <w:rPr>
+          <w:rFonts w:hint="default" w:ascii="Times New Roman" w:hAnsi="Times New Roman" w:cs="Times New Roman"/>
+          <w:sz w:val="24"/>
+          <w:szCs w:val="24"/>
+        </w:rPr>
+      </w:pPr>
+      <w:r>
+        <w:rPr>
+          <w:rFonts w:hint="default" w:ascii="Times New Roman" w:hAnsi="Times New Roman" w:cs="Times New Roman"/>
+          <w:sz w:val="24"/>
+          <w:szCs w:val="24"/>
+        </w:rPr>
+        <w:t>Edge/Cloud Offloading Accuracy: 98.21382377215782</w:t>
+      </w:r>
+    </w:p>
+    <w:p>
+      <w:pPr>
+        <w:rPr>
+          <w:rFonts w:hint="default" w:ascii="Times New Roman" w:hAnsi="Times New Roman" w:cs="Times New Roman"/>
+          <w:sz w:val="24"/>
+          <w:szCs w:val="24"/>
+        </w:rPr>
+      </w:pPr>
+      <w:r>
+        <w:rPr>
+          <w:rFonts w:hint="default" w:ascii="Times New Roman" w:hAnsi="Times New Roman" w:cs="Times New Roman"/>
+          <w:sz w:val="24"/>
+          <w:szCs w:val="24"/>
+        </w:rPr>
+        <w:t>Average Prediction Time per Task: 0.157383 ms</w:t>
+      </w:r>
+    </w:p>
+    <w:p>
+      <w:pPr>
+        <w:rPr>
+          <w:rFonts w:hint="default" w:ascii="Times New Roman" w:hAnsi="Times New Roman" w:cs="Times New Roman"/>
+          <w:sz w:val="24"/>
+          <w:szCs w:val="24"/>
+        </w:rPr>
+      </w:pPr>
+      <w:r>
+        <w:rPr>
+          <w:rFonts w:hint="default" w:ascii="Times New Roman" w:hAnsi="Times New Roman" w:cs="Times New Roman"/>
+          <w:sz w:val="24"/>
+          <w:szCs w:val="24"/>
+        </w:rPr>
+        <w:t>Baseline Cloud Offloads : 63513</w:t>
+      </w:r>
+    </w:p>
+    <w:p>
+      <w:pPr>
+        <w:rPr>
+          <w:rFonts w:hint="default" w:ascii="Times New Roman" w:hAnsi="Times New Roman" w:cs="Times New Roman"/>
+          <w:sz w:val="24"/>
+          <w:szCs w:val="24"/>
+        </w:rPr>
+      </w:pPr>
+      <w:r>
+        <w:rPr>
+          <w:rFonts w:hint="default" w:ascii="Times New Roman" w:hAnsi="Times New Roman" w:cs="Times New Roman"/>
+          <w:sz w:val="24"/>
+          <w:szCs w:val="24"/>
+        </w:rPr>
+        <w:t>Predicted Cloud Offloads: 62259</w:t>
+      </w:r>
+    </w:p>
+    <w:p>
+      <w:pPr>
+        <w:rPr>
+          <w:rFonts w:hint="default" w:ascii="Times New Roman" w:hAnsi="Times New Roman" w:cs="Times New Roman"/>
+          <w:sz w:val="24"/>
+          <w:szCs w:val="24"/>
+        </w:rPr>
+      </w:pPr>
+      <w:r>
+        <w:rPr>
+          <w:rFonts w:hint="default" w:ascii="Times New Roman" w:hAnsi="Times New Roman" w:cs="Times New Roman"/>
+          <w:sz w:val="24"/>
+          <w:szCs w:val="24"/>
+        </w:rPr>
+        <w:t>Reduction in Unnecessary Cloud Offloading: 1254</w:t>
+      </w:r>
+    </w:p>
+    <w:p>
+      <w:pPr>
+        <w:rPr>
+          <w:rFonts w:hint="default" w:ascii="Times New Roman" w:hAnsi="Times New Roman" w:cs="Times New Roman"/>
+          <w:sz w:val="24"/>
+          <w:szCs w:val="24"/>
+        </w:rPr>
+      </w:pPr>
+      <w:r>
+        <w:rPr>
+          <w:rFonts w:hint="default" w:ascii="Times New Roman" w:hAnsi="Times New Roman" w:cs="Times New Roman"/>
+          <w:sz w:val="24"/>
+          <w:szCs w:val="24"/>
+        </w:rPr>
+        <w:t>Reduction Percentage: 1.97%</w:t>
+      </w:r>
+    </w:p>
+    <w:p>
+      <w:pPr>
+        <w:rPr>
+          <w:rFonts w:hint="default" w:ascii="Times New Roman" w:hAnsi="Times New Roman" w:cs="Times New Roman"/>
+          <w:sz w:val="24"/>
+          <w:szCs w:val="24"/>
+        </w:rPr>
+      </w:pPr>
+    </w:p>
+    <w:p>
+      <w:pPr>
+        <w:rPr>
+          <w:rFonts w:hint="default" w:ascii="Times New Roman" w:hAnsi="Times New Roman" w:cs="Times New Roman"/>
+          <w:sz w:val="24"/>
+          <w:szCs w:val="24"/>
+        </w:rPr>
+      </w:pPr>
+      <w:r>
+        <w:rPr>
+          <w:rFonts w:hint="default" w:ascii="Times New Roman" w:hAnsi="Times New Roman" w:cs="Times New Roman"/>
+          <w:sz w:val="24"/>
+          <w:szCs w:val="24"/>
+        </w:rPr>
+        <w:t>================ Fault Tolerance and Reliability ================</w:t>
+      </w:r>
+    </w:p>
+    <w:p>
+      <w:pPr>
+        <w:rPr>
+          <w:rFonts w:hint="default" w:ascii="Times New Roman" w:hAnsi="Times New Roman" w:cs="Times New Roman"/>
+          <w:sz w:val="24"/>
+          <w:szCs w:val="24"/>
+        </w:rPr>
+      </w:pPr>
+    </w:p>
+    <w:p>
+      <w:pPr>
+        <w:rPr>
+          <w:rFonts w:hint="default" w:ascii="Times New Roman" w:hAnsi="Times New Roman" w:cs="Times New Roman"/>
+          <w:sz w:val="24"/>
+          <w:szCs w:val="24"/>
+        </w:rPr>
+      </w:pPr>
+      <w:r>
+        <w:rPr>
+          <w:rFonts w:hint="default" w:ascii="Times New Roman" w:hAnsi="Times New Roman" w:cs="Times New Roman"/>
+          <w:sz w:val="24"/>
+          <w:szCs w:val="24"/>
+        </w:rPr>
+        <w:t>Total Tasks          : 405894</w:t>
+      </w:r>
+    </w:p>
+    <w:p>
+      <w:pPr>
+        <w:rPr>
+          <w:rFonts w:hint="default" w:ascii="Times New Roman" w:hAnsi="Times New Roman" w:cs="Times New Roman"/>
+          <w:sz w:val="24"/>
+          <w:szCs w:val="24"/>
+        </w:rPr>
+      </w:pPr>
+      <w:r>
+        <w:rPr>
+          <w:rFonts w:hint="default" w:ascii="Times New Roman" w:hAnsi="Times New Roman" w:cs="Times New Roman"/>
+          <w:sz w:val="24"/>
+          <w:szCs w:val="24"/>
+        </w:rPr>
+        <w:t>Successfully Assigned: 198656</w:t>
+      </w:r>
+    </w:p>
+    <w:p>
+      <w:pPr>
+        <w:rPr>
+          <w:rFonts w:hint="default" w:ascii="Times New Roman" w:hAnsi="Times New Roman" w:cs="Times New Roman"/>
+          <w:sz w:val="24"/>
+          <w:szCs w:val="24"/>
+        </w:rPr>
+      </w:pPr>
+      <w:r>
+        <w:rPr>
+          <w:rFonts w:hint="default" w:ascii="Times New Roman" w:hAnsi="Times New Roman" w:cs="Times New Roman"/>
+          <w:sz w:val="24"/>
+          <w:szCs w:val="24"/>
+        </w:rPr>
+        <w:t>Failed Assignments   : 207238</w:t>
+      </w:r>
+    </w:p>
+    <w:p>
+      <w:pPr>
+        <w:rPr>
+          <w:rFonts w:hint="default" w:ascii="Times New Roman" w:hAnsi="Times New Roman" w:cs="Times New Roman"/>
+          <w:sz w:val="24"/>
+          <w:szCs w:val="24"/>
+        </w:rPr>
+      </w:pPr>
+      <w:r>
+        <w:rPr>
+          <w:rFonts w:hint="default" w:ascii="Times New Roman" w:hAnsi="Times New Roman" w:cs="Times New Roman"/>
+          <w:sz w:val="24"/>
+          <w:szCs w:val="24"/>
+        </w:rPr>
+        <w:t>Average Failover Attempts: 2.02</w:t>
+      </w:r>
+    </w:p>
+    <w:p>
+      <w:pPr>
+        <w:rPr>
+          <w:rFonts w:hint="default" w:ascii="Times New Roman" w:hAnsi="Times New Roman" w:cs="Times New Roman"/>
+          <w:sz w:val="24"/>
+          <w:szCs w:val="24"/>
+        </w:rPr>
+      </w:pPr>
+      <w:r>
+        <w:rPr>
+          <w:rFonts w:hint="default" w:ascii="Times New Roman" w:hAnsi="Times New Roman" w:cs="Times New Roman"/>
+          <w:sz w:val="24"/>
+          <w:szCs w:val="24"/>
+        </w:rPr>
+        <w:t>Total Critical Tasks : 333885</w:t>
+      </w:r>
+    </w:p>
+    <w:p>
+      <w:pPr>
+        <w:rPr>
+          <w:rFonts w:hint="default" w:ascii="Times New Roman" w:hAnsi="Times New Roman" w:cs="Times New Roman"/>
+          <w:sz w:val="24"/>
+          <w:szCs w:val="24"/>
+        </w:rPr>
+      </w:pPr>
+      <w:r>
+        <w:rPr>
+          <w:rFonts w:hint="default" w:ascii="Times New Roman" w:hAnsi="Times New Roman" w:cs="Times New Roman"/>
+          <w:sz w:val="24"/>
+          <w:szCs w:val="24"/>
+        </w:rPr>
+        <w:t>Failed Critical Tasks: 169611</w:t>
+      </w:r>
+    </w:p>
+    <w:p>
+      <w:pPr>
+        <w:rPr>
+          <w:rFonts w:hint="default" w:ascii="Times New Roman" w:hAnsi="Times New Roman" w:cs="Times New Roman"/>
+          <w:sz w:val="24"/>
+          <w:szCs w:val="24"/>
+        </w:rPr>
+      </w:pPr>
+    </w:p>
+    <w:p>
+      <w:pPr>
+        <w:rPr>
+          <w:rFonts w:hint="default" w:ascii="Times New Roman" w:hAnsi="Times New Roman" w:cs="Times New Roman"/>
+          <w:sz w:val="24"/>
+          <w:szCs w:val="24"/>
+        </w:rPr>
+      </w:pPr>
+      <w:r>
+        <w:rPr>
+          <w:rFonts w:hint="default" w:ascii="Times New Roman" w:hAnsi="Times New Roman" w:cs="Times New Roman"/>
+          <w:sz w:val="24"/>
+          <w:szCs w:val="24"/>
+        </w:rPr>
+        <w:t>================ Overall System Performance Summary ================</w:t>
+      </w:r>
+    </w:p>
+    <w:p>
+      <w:pPr>
+        <w:rPr>
+          <w:rFonts w:hint="default" w:ascii="Times New Roman" w:hAnsi="Times New Roman" w:cs="Times New Roman"/>
+          <w:sz w:val="24"/>
+          <w:szCs w:val="24"/>
+        </w:rPr>
+      </w:pPr>
+    </w:p>
+    <w:p>
+      <w:pPr>
+        <w:rPr>
+          <w:rFonts w:hint="default" w:ascii="Times New Roman" w:hAnsi="Times New Roman" w:cs="Times New Roman"/>
+          <w:sz w:val="24"/>
+          <w:szCs w:val="24"/>
+        </w:rPr>
+      </w:pPr>
+    </w:p>
+    <w:p>
+      <w:pPr>
+        <w:rPr>
+          <w:rFonts w:hint="default" w:ascii="Times New Roman" w:hAnsi="Times New Roman" w:cs="Times New Roman"/>
+          <w:sz w:val="24"/>
+          <w:szCs w:val="24"/>
+        </w:rPr>
+      </w:pPr>
+      <w:r>
+        <w:rPr>
+          <w:rFonts w:hint="default" w:ascii="Times New Roman" w:hAnsi="Times New Roman" w:cs="Times New Roman"/>
+          <w:sz w:val="24"/>
+          <w:szCs w:val="24"/>
+        </w:rPr>
+        <w:t>================ Additional Metrics ================</w:t>
+      </w:r>
+    </w:p>
+    <w:p>
+      <w:pPr>
+        <w:rPr>
+          <w:rFonts w:hint="default" w:ascii="Times New Roman" w:hAnsi="Times New Roman" w:cs="Times New Roman"/>
+          <w:sz w:val="24"/>
+          <w:szCs w:val="24"/>
+        </w:rPr>
+      </w:pPr>
+    </w:p>
+    <w:p>
+      <w:pPr>
+        <w:rPr>
+          <w:rFonts w:hint="default" w:ascii="Times New Roman" w:hAnsi="Times New Roman" w:cs="Times New Roman"/>
+          <w:sz w:val="24"/>
+          <w:szCs w:val="24"/>
+        </w:rPr>
+      </w:pPr>
+      <w:r>
+        <w:rPr>
+          <w:rFonts w:hint="default" w:ascii="Times New Roman" w:hAnsi="Times New Roman" w:cs="Times New Roman"/>
+          <w:sz w:val="24"/>
+          <w:szCs w:val="24"/>
+        </w:rPr>
+        <w:t>Average Latency Reduction: 20.14%</w:t>
+      </w:r>
+    </w:p>
+    <w:p>
+      <w:pPr>
+        <w:rPr>
+          <w:rFonts w:hint="default" w:ascii="Times New Roman" w:hAnsi="Times New Roman" w:cs="Times New Roman"/>
+          <w:sz w:val="24"/>
+          <w:szCs w:val="24"/>
+        </w:rPr>
+      </w:pPr>
+      <w:r>
+        <w:rPr>
+          <w:rFonts w:hint="default" w:ascii="Times New Roman" w:hAnsi="Times New Roman" w:cs="Times New Roman"/>
+          <w:sz w:val="24"/>
+          <w:szCs w:val="24"/>
+        </w:rPr>
+        <w:t>Task Completion Rate: 48.94%</w:t>
+      </w:r>
+    </w:p>
+    <w:p>
+      <w:pPr>
+        <w:rPr>
+          <w:rFonts w:hint="default" w:ascii="Times New Roman" w:hAnsi="Times New Roman" w:cs="Times New Roman"/>
+          <w:sz w:val="24"/>
+          <w:szCs w:val="24"/>
+        </w:rPr>
+      </w:pPr>
+      <w:r>
+        <w:rPr>
+          <w:rFonts w:hint="default" w:ascii="Times New Roman" w:hAnsi="Times New Roman" w:cs="Times New Roman"/>
+          <w:sz w:val="24"/>
+          <w:szCs w:val="24"/>
+        </w:rPr>
+        <w:t>Load Variance (CPU): 0.0002</w:t>
+      </w:r>
+    </w:p>
+    <w:p>
+      <w:pPr>
+        <w:rPr>
+          <w:rFonts w:hint="default" w:ascii="Times New Roman" w:hAnsi="Times New Roman" w:cs="Times New Roman"/>
+          <w:sz w:val="24"/>
+          <w:szCs w:val="24"/>
+        </w:rPr>
+      </w:pPr>
+      <w:r>
+        <w:rPr>
+          <w:rFonts w:hint="default" w:ascii="Times New Roman" w:hAnsi="Times New Roman" w:cs="Times New Roman"/>
+          <w:sz w:val="24"/>
+          <w:szCs w:val="24"/>
+        </w:rPr>
+        <w:t>Task Migration Success Rate: 100.00%</w:t>
+      </w:r>
+    </w:p>
+    <w:p>
+      <w:pPr>
+        <w:rPr>
+          <w:rFonts w:hint="default" w:ascii="Times New Roman" w:hAnsi="Times New Roman" w:cs="Times New Roman"/>
+          <w:sz w:val="24"/>
+          <w:szCs w:val="24"/>
+        </w:rPr>
+      </w:pPr>
+      <w:r>
+        <w:rPr>
+          <w:rFonts w:hint="default" w:ascii="Times New Roman" w:hAnsi="Times New Roman" w:cs="Times New Roman"/>
+          <w:sz w:val="24"/>
+          <w:szCs w:val="24"/>
+        </w:rPr>
+        <w:t>Orchestration Decision Accuracy: 48.11%</w:t>
+      </w:r>
+    </w:p>
+    <w:p>
+      <w:pPr>
+        <w:rPr>
+          <w:rFonts w:hint="default" w:ascii="Times New Roman" w:hAnsi="Times New Roman" w:cs="Times New Roman"/>
+          <w:sz w:val="24"/>
+          <w:szCs w:val="24"/>
+        </w:rPr>
+      </w:pPr>
+    </w:p>
+    <w:p>
+      <w:pPr>
+        <w:rPr>
+          <w:rFonts w:hint="default" w:ascii="Times New Roman" w:hAnsi="Times New Roman" w:cs="Times New Roman"/>
+          <w:sz w:val="24"/>
+          <w:szCs w:val="24"/>
+        </w:rPr>
+      </w:pPr>
+      <w:r>
+        <w:rPr>
+          <w:rFonts w:hint="default" w:ascii="Times New Roman" w:hAnsi="Times New Roman" w:cs="Times New Roman"/>
+          <w:sz w:val="24"/>
+          <w:szCs w:val="24"/>
+        </w:rPr>
+        <w:t>===================================================</w:t>
+      </w:r>
+    </w:p>
+    <w:p>
+      <w:pPr>
+        <w:rPr>
+          <w:rFonts w:hint="default" w:ascii="Times New Roman" w:hAnsi="Times New Roman" w:cs="Times New Roman"/>
+          <w:sz w:val="24"/>
+          <w:szCs w:val="24"/>
+        </w:rPr>
+      </w:pPr>
+    </w:p>
+    <w:p>
+      <w:pPr>
+        <w:rPr>
+          <w:rFonts w:hint="default" w:ascii="Times New Roman" w:hAnsi="Times New Roman" w:cs="Times New Roman"/>
+          <w:sz w:val="24"/>
+          <w:szCs w:val="24"/>
+        </w:rPr>
+      </w:pPr>
+    </w:p>
+    <w:p>
+      <w:pPr>
+        <w:rPr>
+          <w:rFonts w:hint="default" w:ascii="Times New Roman" w:hAnsi="Times New Roman" w:cs="Times New Roman"/>
+          <w:sz w:val="24"/>
+          <w:szCs w:val="24"/>
+          <w:lang w:val="en-US"/>
+        </w:rPr>
+      </w:pPr>
+      <w:r>
+        <w:rPr>
+          <w:rFonts w:hint="default" w:ascii="Times New Roman" w:hAnsi="Times New Roman" w:cs="Times New Roman"/>
+          <w:sz w:val="24"/>
+          <w:szCs w:val="24"/>
+          <w:lang w:val="en-US"/>
+        </w:rPr>
         <w:drawing>
           <wp:inline distT="0" distB="0" distL="114300" distR="114300">
-            <wp:extent cx="5271135" cy="3442970"/>
-            <wp:effectExtent l="0" t="0" r="5715" b="5080"/>
-            <wp:docPr id="1" name="Picture 1"/>
+            <wp:extent cx="5272405" cy="3484245"/>
+            <wp:effectExtent l="0" t="0" r="4445" b="1905"/>
+            <wp:docPr id="2" name="Picture 2" descr="Figure 2026-03-25 145024 (0)"/>
             <wp:cNvGraphicFramePr>
               <a:graphicFrameLocks xmlns:a="http://schemas.openxmlformats.org/drawingml/2006/main" noChangeAspect="1"/>
             </wp:cNvGraphicFramePr>
@@ -1653,7 +2315,7 @@
               <a:graphicData uri="http://schemas.openxmlformats.org/drawingml/2006/picture">
                 <pic:pic xmlns:pic="http://schemas.openxmlformats.org/drawingml/2006/picture">
                   <pic:nvPicPr>
-                    <pic:cNvPr id="1" name="Picture 1"/>
+                    <pic:cNvPr id="2" name="Picture 2" descr="Figure 2026-03-25 145024 (0)"/>
                     <pic:cNvPicPr>
                       <a:picLocks noChangeAspect="1"/>
                     </pic:cNvPicPr>
@@ -1667,15 +2329,11 @@
                   <pic:spPr>
                     <a:xfrm>
                       <a:off x="0" y="0"/>
-                      <a:ext cx="5271135" cy="3442970"/>
+                      <a:ext cx="5272405" cy="3484245"/>
                     </a:xfrm>
                     <a:prstGeom prst="rect">
                       <a:avLst/>
                     </a:prstGeom>
-                    <a:noFill/>
-                    <a:ln>
-                      <a:noFill/>
-                    </a:ln>
                   </pic:spPr>
                 </pic:pic>
               </a:graphicData>
@@ -1690,650 +2348,6 @@
           <w:rFonts w:hint="default" w:ascii="Times New Roman" w:hAnsi="Times New Roman" w:cs="Times New Roman"/>
           <w:sz w:val="24"/>
           <w:szCs w:val="24"/>
-        </w:rPr>
-      </w:pPr>
-      <w:r>
-        <w:rPr>
-          <w:rFonts w:hint="default" w:ascii="Times New Roman" w:hAnsi="Times New Roman" w:cs="Times New Roman"/>
-          <w:sz w:val="24"/>
-          <w:szCs w:val="24"/>
-        </w:rPr>
-        <w:t>========== Load Balancing Results ==========</w:t>
-      </w:r>
-    </w:p>
-    <w:p>
-      <w:pPr>
-        <w:rPr>
-          <w:rFonts w:hint="default" w:ascii="Times New Roman" w:hAnsi="Times New Roman" w:cs="Times New Roman"/>
-          <w:sz w:val="24"/>
-          <w:szCs w:val="24"/>
-        </w:rPr>
-      </w:pPr>
-      <w:r>
-        <w:rPr>
-          <w:rFonts w:hint="default" w:ascii="Times New Roman" w:hAnsi="Times New Roman" w:cs="Times New Roman"/>
-          <w:sz w:val="24"/>
-          <w:szCs w:val="24"/>
-        </w:rPr>
-        <w:t>Memory Load Variance  : 151264.1263</w:t>
-      </w:r>
-    </w:p>
-    <w:p>
-      <w:pPr>
-        <w:rPr>
-          <w:rFonts w:hint="default" w:ascii="Times New Roman" w:hAnsi="Times New Roman" w:cs="Times New Roman"/>
-          <w:sz w:val="24"/>
-          <w:szCs w:val="24"/>
-        </w:rPr>
-      </w:pPr>
-      <w:r>
-        <w:rPr>
-          <w:rFonts w:hint="default" w:ascii="Times New Roman" w:hAnsi="Times New Roman" w:cs="Times New Roman"/>
-          <w:sz w:val="24"/>
-          <w:szCs w:val="24"/>
-        </w:rPr>
-        <w:t>Normalized CPU Load Variance : 0.0002</w:t>
-      </w:r>
-    </w:p>
-    <w:p>
-      <w:pPr>
-        <w:rPr>
-          <w:rFonts w:hint="default" w:ascii="Times New Roman" w:hAnsi="Times New Roman" w:cs="Times New Roman"/>
-          <w:sz w:val="24"/>
-          <w:szCs w:val="24"/>
-        </w:rPr>
-      </w:pPr>
-      <w:r>
-        <w:rPr>
-          <w:rFonts w:hint="default" w:ascii="Times New Roman" w:hAnsi="Times New Roman" w:cs="Times New Roman"/>
-          <w:sz w:val="24"/>
-          <w:szCs w:val="24"/>
-        </w:rPr>
-        <w:t>Balancing Accuracy: 79.08142719072166</w:t>
-      </w:r>
-    </w:p>
-    <w:p>
-      <w:pPr>
-        <w:rPr>
-          <w:rFonts w:hint="default" w:ascii="Times New Roman" w:hAnsi="Times New Roman" w:cs="Times New Roman"/>
-          <w:sz w:val="24"/>
-          <w:szCs w:val="24"/>
-        </w:rPr>
-      </w:pPr>
-      <w:r>
-        <w:rPr>
-          <w:rFonts w:hint="default" w:ascii="Times New Roman" w:hAnsi="Times New Roman" w:cs="Times New Roman"/>
-          <w:sz w:val="24"/>
-          <w:szCs w:val="24"/>
-        </w:rPr>
-        <w:t>Hotspots Detected     : 0</w:t>
-      </w:r>
-    </w:p>
-    <w:p>
-      <w:pPr>
-        <w:rPr>
-          <w:rFonts w:hint="default" w:ascii="Times New Roman" w:hAnsi="Times New Roman" w:cs="Times New Roman"/>
-          <w:sz w:val="24"/>
-          <w:szCs w:val="24"/>
-        </w:rPr>
-      </w:pPr>
-    </w:p>
-    <w:p>
-      <w:pPr>
-        <w:rPr>
-          <w:rFonts w:hint="default" w:ascii="Times New Roman" w:hAnsi="Times New Roman" w:cs="Times New Roman"/>
-          <w:sz w:val="24"/>
-          <w:szCs w:val="24"/>
-        </w:rPr>
-      </w:pPr>
-      <w:r>
-        <w:rPr>
-          <w:rFonts w:hint="default" w:ascii="Times New Roman" w:hAnsi="Times New Roman" w:cs="Times New Roman"/>
-          <w:sz w:val="24"/>
-          <w:szCs w:val="24"/>
-        </w:rPr>
-        <w:t>================ TASK PERFORMANCE METRICS ================</w:t>
-      </w:r>
-    </w:p>
-    <w:p>
-      <w:pPr>
-        <w:rPr>
-          <w:rFonts w:hint="default" w:ascii="Times New Roman" w:hAnsi="Times New Roman" w:cs="Times New Roman"/>
-          <w:sz w:val="24"/>
-          <w:szCs w:val="24"/>
-        </w:rPr>
-      </w:pPr>
-    </w:p>
-    <w:p>
-      <w:pPr>
-        <w:rPr>
-          <w:rFonts w:hint="default" w:ascii="Times New Roman" w:hAnsi="Times New Roman" w:cs="Times New Roman"/>
-          <w:sz w:val="24"/>
-          <w:szCs w:val="24"/>
-        </w:rPr>
-      </w:pPr>
-      <w:r>
-        <w:rPr>
-          <w:rFonts w:hint="default" w:ascii="Times New Roman" w:hAnsi="Times New Roman" w:cs="Times New Roman"/>
-          <w:sz w:val="24"/>
-          <w:szCs w:val="24"/>
-        </w:rPr>
-        <w:t>Average Task Latency : 0.0181 units</w:t>
-      </w:r>
-    </w:p>
-    <w:p>
-      <w:pPr>
-        <w:rPr>
-          <w:rFonts w:hint="default" w:ascii="Times New Roman" w:hAnsi="Times New Roman" w:cs="Times New Roman"/>
-          <w:sz w:val="24"/>
-          <w:szCs w:val="24"/>
-        </w:rPr>
-      </w:pPr>
-      <w:r>
-        <w:rPr>
-          <w:rFonts w:hint="default" w:ascii="Times New Roman" w:hAnsi="Times New Roman" w:cs="Times New Roman"/>
-          <w:sz w:val="24"/>
-          <w:szCs w:val="24"/>
-        </w:rPr>
-        <w:t>Deadline Miss Rate   : 0.00%</w:t>
-      </w:r>
-    </w:p>
-    <w:p>
-      <w:pPr>
-        <w:rPr>
-          <w:rFonts w:hint="default" w:ascii="Times New Roman" w:hAnsi="Times New Roman" w:cs="Times New Roman"/>
-          <w:sz w:val="24"/>
-          <w:szCs w:val="24"/>
-        </w:rPr>
-      </w:pPr>
-      <w:r>
-        <w:rPr>
-          <w:rFonts w:hint="default" w:ascii="Times New Roman" w:hAnsi="Times New Roman" w:cs="Times New Roman"/>
-          <w:sz w:val="24"/>
-          <w:szCs w:val="24"/>
-        </w:rPr>
-        <w:t>Average Waiting Time : 0.0126 units</w:t>
-      </w:r>
-    </w:p>
-    <w:p>
-      <w:pPr>
-        <w:rPr>
-          <w:rFonts w:hint="default" w:ascii="Times New Roman" w:hAnsi="Times New Roman" w:cs="Times New Roman"/>
-          <w:sz w:val="24"/>
-          <w:szCs w:val="24"/>
-        </w:rPr>
-      </w:pPr>
-    </w:p>
-    <w:p>
-      <w:pPr>
-        <w:rPr>
-          <w:rFonts w:hint="default" w:ascii="Times New Roman" w:hAnsi="Times New Roman" w:cs="Times New Roman"/>
-          <w:sz w:val="24"/>
-          <w:szCs w:val="24"/>
-        </w:rPr>
-      </w:pPr>
-      <w:r>
-        <w:rPr>
-          <w:rFonts w:hint="default" w:ascii="Times New Roman" w:hAnsi="Times New Roman" w:cs="Times New Roman"/>
-          <w:sz w:val="24"/>
-          <w:szCs w:val="24"/>
-        </w:rPr>
-        <w:t>================ Edge–Cloud Orchestration Accuracy ================</w:t>
-      </w:r>
-    </w:p>
-    <w:p>
-      <w:pPr>
-        <w:rPr>
-          <w:rFonts w:hint="default" w:ascii="Times New Roman" w:hAnsi="Times New Roman" w:cs="Times New Roman"/>
-          <w:sz w:val="24"/>
-          <w:szCs w:val="24"/>
-        </w:rPr>
-      </w:pPr>
-    </w:p>
-    <w:p>
-      <w:pPr>
-        <w:rPr>
-          <w:rFonts w:hint="default" w:ascii="Times New Roman" w:hAnsi="Times New Roman" w:cs="Times New Roman"/>
-          <w:sz w:val="24"/>
-          <w:szCs w:val="24"/>
-        </w:rPr>
-      </w:pPr>
-      <w:r>
-        <w:rPr>
-          <w:rFonts w:hint="default" w:ascii="Times New Roman" w:hAnsi="Times New Roman" w:cs="Times New Roman"/>
-          <w:sz w:val="24"/>
-          <w:szCs w:val="24"/>
-        </w:rPr>
-        <w:t>Edge/Cloud Offloading Accuracy: 98.21382377215782</w:t>
-      </w:r>
-    </w:p>
-    <w:p>
-      <w:pPr>
-        <w:rPr>
-          <w:rFonts w:hint="default" w:ascii="Times New Roman" w:hAnsi="Times New Roman" w:cs="Times New Roman"/>
-          <w:sz w:val="24"/>
-          <w:szCs w:val="24"/>
-        </w:rPr>
-      </w:pPr>
-      <w:r>
-        <w:rPr>
-          <w:rFonts w:hint="default" w:ascii="Times New Roman" w:hAnsi="Times New Roman" w:cs="Times New Roman"/>
-          <w:sz w:val="24"/>
-          <w:szCs w:val="24"/>
-        </w:rPr>
-        <w:t>Average Prediction Time per Task: 0.157383 ms</w:t>
-      </w:r>
-    </w:p>
-    <w:p>
-      <w:pPr>
-        <w:rPr>
-          <w:rFonts w:hint="default" w:ascii="Times New Roman" w:hAnsi="Times New Roman" w:cs="Times New Roman"/>
-          <w:sz w:val="24"/>
-          <w:szCs w:val="24"/>
-        </w:rPr>
-      </w:pPr>
-      <w:r>
-        <w:rPr>
-          <w:rFonts w:hint="default" w:ascii="Times New Roman" w:hAnsi="Times New Roman" w:cs="Times New Roman"/>
-          <w:sz w:val="24"/>
-          <w:szCs w:val="24"/>
-        </w:rPr>
-        <w:t>Baseline Cloud Offloads : 63513</w:t>
-      </w:r>
-    </w:p>
-    <w:p>
-      <w:pPr>
-        <w:rPr>
-          <w:rFonts w:hint="default" w:ascii="Times New Roman" w:hAnsi="Times New Roman" w:cs="Times New Roman"/>
-          <w:sz w:val="24"/>
-          <w:szCs w:val="24"/>
-        </w:rPr>
-      </w:pPr>
-      <w:r>
-        <w:rPr>
-          <w:rFonts w:hint="default" w:ascii="Times New Roman" w:hAnsi="Times New Roman" w:cs="Times New Roman"/>
-          <w:sz w:val="24"/>
-          <w:szCs w:val="24"/>
-        </w:rPr>
-        <w:t>Predicted Cloud Offloads: 62259</w:t>
-      </w:r>
-    </w:p>
-    <w:p>
-      <w:pPr>
-        <w:rPr>
-          <w:rFonts w:hint="default" w:ascii="Times New Roman" w:hAnsi="Times New Roman" w:cs="Times New Roman"/>
-          <w:sz w:val="24"/>
-          <w:szCs w:val="24"/>
-        </w:rPr>
-      </w:pPr>
-      <w:r>
-        <w:rPr>
-          <w:rFonts w:hint="default" w:ascii="Times New Roman" w:hAnsi="Times New Roman" w:cs="Times New Roman"/>
-          <w:sz w:val="24"/>
-          <w:szCs w:val="24"/>
-        </w:rPr>
-        <w:t>Reduction in Unnecessary Cloud Offloading: 1254</w:t>
-      </w:r>
-    </w:p>
-    <w:p>
-      <w:pPr>
-        <w:rPr>
-          <w:rFonts w:hint="default" w:ascii="Times New Roman" w:hAnsi="Times New Roman" w:cs="Times New Roman"/>
-          <w:sz w:val="24"/>
-          <w:szCs w:val="24"/>
-        </w:rPr>
-      </w:pPr>
-      <w:r>
-        <w:rPr>
-          <w:rFonts w:hint="default" w:ascii="Times New Roman" w:hAnsi="Times New Roman" w:cs="Times New Roman"/>
-          <w:sz w:val="24"/>
-          <w:szCs w:val="24"/>
-        </w:rPr>
-        <w:t>Reduction Percentage: 1.97%</w:t>
-      </w:r>
-    </w:p>
-    <w:p>
-      <w:pPr>
-        <w:rPr>
-          <w:rFonts w:hint="default" w:ascii="Times New Roman" w:hAnsi="Times New Roman" w:cs="Times New Roman"/>
-          <w:sz w:val="24"/>
-          <w:szCs w:val="24"/>
-        </w:rPr>
-      </w:pPr>
-    </w:p>
-    <w:p>
-      <w:pPr>
-        <w:rPr>
-          <w:rFonts w:hint="default" w:ascii="Times New Roman" w:hAnsi="Times New Roman" w:cs="Times New Roman"/>
-          <w:sz w:val="24"/>
-          <w:szCs w:val="24"/>
-        </w:rPr>
-      </w:pPr>
-      <w:r>
-        <w:rPr>
-          <w:rFonts w:hint="default" w:ascii="Times New Roman" w:hAnsi="Times New Roman" w:cs="Times New Roman"/>
-          <w:sz w:val="24"/>
-          <w:szCs w:val="24"/>
-        </w:rPr>
-        <w:t>================ Fault Tolerance and Reliability ================</w:t>
-      </w:r>
-    </w:p>
-    <w:p>
-      <w:pPr>
-        <w:rPr>
-          <w:rFonts w:hint="default" w:ascii="Times New Roman" w:hAnsi="Times New Roman" w:cs="Times New Roman"/>
-          <w:sz w:val="24"/>
-          <w:szCs w:val="24"/>
-        </w:rPr>
-      </w:pPr>
-    </w:p>
-    <w:p>
-      <w:pPr>
-        <w:rPr>
-          <w:rFonts w:hint="default" w:ascii="Times New Roman" w:hAnsi="Times New Roman" w:cs="Times New Roman"/>
-          <w:sz w:val="24"/>
-          <w:szCs w:val="24"/>
-        </w:rPr>
-      </w:pPr>
-      <w:r>
-        <w:rPr>
-          <w:rFonts w:hint="default" w:ascii="Times New Roman" w:hAnsi="Times New Roman" w:cs="Times New Roman"/>
-          <w:sz w:val="24"/>
-          <w:szCs w:val="24"/>
-        </w:rPr>
-        <w:t>Total Tasks          : 405894</w:t>
-      </w:r>
-    </w:p>
-    <w:p>
-      <w:pPr>
-        <w:rPr>
-          <w:rFonts w:hint="default" w:ascii="Times New Roman" w:hAnsi="Times New Roman" w:cs="Times New Roman"/>
-          <w:sz w:val="24"/>
-          <w:szCs w:val="24"/>
-        </w:rPr>
-      </w:pPr>
-      <w:r>
-        <w:rPr>
-          <w:rFonts w:hint="default" w:ascii="Times New Roman" w:hAnsi="Times New Roman" w:cs="Times New Roman"/>
-          <w:sz w:val="24"/>
-          <w:szCs w:val="24"/>
-        </w:rPr>
-        <w:t>Successfully Assigned: 198656</w:t>
-      </w:r>
-    </w:p>
-    <w:p>
-      <w:pPr>
-        <w:rPr>
-          <w:rFonts w:hint="default" w:ascii="Times New Roman" w:hAnsi="Times New Roman" w:cs="Times New Roman"/>
-          <w:sz w:val="24"/>
-          <w:szCs w:val="24"/>
-        </w:rPr>
-      </w:pPr>
-      <w:r>
-        <w:rPr>
-          <w:rFonts w:hint="default" w:ascii="Times New Roman" w:hAnsi="Times New Roman" w:cs="Times New Roman"/>
-          <w:sz w:val="24"/>
-          <w:szCs w:val="24"/>
-        </w:rPr>
-        <w:t>Failed Assignments   : 207238</w:t>
-      </w:r>
-    </w:p>
-    <w:p>
-      <w:pPr>
-        <w:rPr>
-          <w:rFonts w:hint="default" w:ascii="Times New Roman" w:hAnsi="Times New Roman" w:cs="Times New Roman"/>
-          <w:sz w:val="24"/>
-          <w:szCs w:val="24"/>
-        </w:rPr>
-      </w:pPr>
-      <w:r>
-        <w:rPr>
-          <w:rFonts w:hint="default" w:ascii="Times New Roman" w:hAnsi="Times New Roman" w:cs="Times New Roman"/>
-          <w:sz w:val="24"/>
-          <w:szCs w:val="24"/>
-        </w:rPr>
-        <w:t>Average Failover Attempts: 2.02</w:t>
-      </w:r>
-    </w:p>
-    <w:p>
-      <w:pPr>
-        <w:rPr>
-          <w:rFonts w:hint="default" w:ascii="Times New Roman" w:hAnsi="Times New Roman" w:cs="Times New Roman"/>
-          <w:sz w:val="24"/>
-          <w:szCs w:val="24"/>
-        </w:rPr>
-      </w:pPr>
-      <w:r>
-        <w:rPr>
-          <w:rFonts w:hint="default" w:ascii="Times New Roman" w:hAnsi="Times New Roman" w:cs="Times New Roman"/>
-          <w:sz w:val="24"/>
-          <w:szCs w:val="24"/>
-        </w:rPr>
-        <w:t>Total Critical Tasks : 333885</w:t>
-      </w:r>
-    </w:p>
-    <w:p>
-      <w:pPr>
-        <w:rPr>
-          <w:rFonts w:hint="default" w:ascii="Times New Roman" w:hAnsi="Times New Roman" w:cs="Times New Roman"/>
-          <w:sz w:val="24"/>
-          <w:szCs w:val="24"/>
-        </w:rPr>
-      </w:pPr>
-      <w:r>
-        <w:rPr>
-          <w:rFonts w:hint="default" w:ascii="Times New Roman" w:hAnsi="Times New Roman" w:cs="Times New Roman"/>
-          <w:sz w:val="24"/>
-          <w:szCs w:val="24"/>
-        </w:rPr>
-        <w:t>Failed Critical Tasks: 169611</w:t>
-      </w:r>
-    </w:p>
-    <w:p>
-      <w:pPr>
-        <w:rPr>
-          <w:rFonts w:hint="default" w:ascii="Times New Roman" w:hAnsi="Times New Roman" w:cs="Times New Roman"/>
-          <w:sz w:val="24"/>
-          <w:szCs w:val="24"/>
-        </w:rPr>
-      </w:pPr>
-    </w:p>
-    <w:p>
-      <w:pPr>
-        <w:rPr>
-          <w:rFonts w:hint="default" w:ascii="Times New Roman" w:hAnsi="Times New Roman" w:cs="Times New Roman"/>
-          <w:sz w:val="24"/>
-          <w:szCs w:val="24"/>
-        </w:rPr>
-      </w:pPr>
-      <w:r>
-        <w:rPr>
-          <w:rFonts w:hint="default" w:ascii="Times New Roman" w:hAnsi="Times New Roman" w:cs="Times New Roman"/>
-          <w:sz w:val="24"/>
-          <w:szCs w:val="24"/>
-        </w:rPr>
-        <w:t>================ Overall System Performance Summary ================</w:t>
-      </w:r>
-    </w:p>
-    <w:p>
-      <w:pPr>
-        <w:rPr>
-          <w:rFonts w:hint="default" w:ascii="Times New Roman" w:hAnsi="Times New Roman" w:cs="Times New Roman"/>
-          <w:sz w:val="24"/>
-          <w:szCs w:val="24"/>
-        </w:rPr>
-      </w:pPr>
-    </w:p>
-    <w:p>
-      <w:pPr>
-        <w:rPr>
-          <w:rFonts w:hint="default" w:ascii="Times New Roman" w:hAnsi="Times New Roman" w:cs="Times New Roman"/>
-          <w:sz w:val="24"/>
-          <w:szCs w:val="24"/>
-        </w:rPr>
-      </w:pPr>
-    </w:p>
-    <w:p>
-      <w:pPr>
-        <w:rPr>
-          <w:rFonts w:hint="default" w:ascii="Times New Roman" w:hAnsi="Times New Roman" w:cs="Times New Roman"/>
-          <w:sz w:val="24"/>
-          <w:szCs w:val="24"/>
-        </w:rPr>
-      </w:pPr>
-      <w:r>
-        <w:rPr>
-          <w:rFonts w:hint="default" w:ascii="Times New Roman" w:hAnsi="Times New Roman" w:cs="Times New Roman"/>
-          <w:sz w:val="24"/>
-          <w:szCs w:val="24"/>
-        </w:rPr>
-        <w:t>================ Additional Metrics ================</w:t>
-      </w:r>
-    </w:p>
-    <w:p>
-      <w:pPr>
-        <w:rPr>
-          <w:rFonts w:hint="default" w:ascii="Times New Roman" w:hAnsi="Times New Roman" w:cs="Times New Roman"/>
-          <w:sz w:val="24"/>
-          <w:szCs w:val="24"/>
-        </w:rPr>
-      </w:pPr>
-    </w:p>
-    <w:p>
-      <w:pPr>
-        <w:rPr>
-          <w:rFonts w:hint="default" w:ascii="Times New Roman" w:hAnsi="Times New Roman" w:cs="Times New Roman"/>
-          <w:sz w:val="24"/>
-          <w:szCs w:val="24"/>
-        </w:rPr>
-      </w:pPr>
-      <w:r>
-        <w:rPr>
-          <w:rFonts w:hint="default" w:ascii="Times New Roman" w:hAnsi="Times New Roman" w:cs="Times New Roman"/>
-          <w:sz w:val="24"/>
-          <w:szCs w:val="24"/>
-        </w:rPr>
-        <w:t>Average Latency Reduction: 20.14%</w:t>
-      </w:r>
-    </w:p>
-    <w:p>
-      <w:pPr>
-        <w:rPr>
-          <w:rFonts w:hint="default" w:ascii="Times New Roman" w:hAnsi="Times New Roman" w:cs="Times New Roman"/>
-          <w:sz w:val="24"/>
-          <w:szCs w:val="24"/>
-        </w:rPr>
-      </w:pPr>
-      <w:r>
-        <w:rPr>
-          <w:rFonts w:hint="default" w:ascii="Times New Roman" w:hAnsi="Times New Roman" w:cs="Times New Roman"/>
-          <w:sz w:val="24"/>
-          <w:szCs w:val="24"/>
-        </w:rPr>
-        <w:t>Task Completion Rate: 48.94%</w:t>
-      </w:r>
-    </w:p>
-    <w:p>
-      <w:pPr>
-        <w:rPr>
-          <w:rFonts w:hint="default" w:ascii="Times New Roman" w:hAnsi="Times New Roman" w:cs="Times New Roman"/>
-          <w:sz w:val="24"/>
-          <w:szCs w:val="24"/>
-        </w:rPr>
-      </w:pPr>
-      <w:r>
-        <w:rPr>
-          <w:rFonts w:hint="default" w:ascii="Times New Roman" w:hAnsi="Times New Roman" w:cs="Times New Roman"/>
-          <w:sz w:val="24"/>
-          <w:szCs w:val="24"/>
-        </w:rPr>
-        <w:t>Load Variance (CPU): 0.0002</w:t>
-      </w:r>
-    </w:p>
-    <w:p>
-      <w:pPr>
-        <w:rPr>
-          <w:rFonts w:hint="default" w:ascii="Times New Roman" w:hAnsi="Times New Roman" w:cs="Times New Roman"/>
-          <w:sz w:val="24"/>
-          <w:szCs w:val="24"/>
-        </w:rPr>
-      </w:pPr>
-      <w:r>
-        <w:rPr>
-          <w:rFonts w:hint="default" w:ascii="Times New Roman" w:hAnsi="Times New Roman" w:cs="Times New Roman"/>
-          <w:sz w:val="24"/>
-          <w:szCs w:val="24"/>
-        </w:rPr>
-        <w:t>Task Migration Success Rate: 100.00%</w:t>
-      </w:r>
-    </w:p>
-    <w:p>
-      <w:pPr>
-        <w:rPr>
-          <w:rFonts w:hint="default" w:ascii="Times New Roman" w:hAnsi="Times New Roman" w:cs="Times New Roman"/>
-          <w:sz w:val="24"/>
-          <w:szCs w:val="24"/>
-        </w:rPr>
-      </w:pPr>
-      <w:r>
-        <w:rPr>
-          <w:rFonts w:hint="default" w:ascii="Times New Roman" w:hAnsi="Times New Roman" w:cs="Times New Roman"/>
-          <w:sz w:val="24"/>
-          <w:szCs w:val="24"/>
-        </w:rPr>
-        <w:t>Orchestration Decision Accuracy: 48.11%</w:t>
-      </w:r>
-    </w:p>
-    <w:p>
-      <w:pPr>
-        <w:rPr>
-          <w:rFonts w:hint="default" w:ascii="Times New Roman" w:hAnsi="Times New Roman" w:cs="Times New Roman"/>
-          <w:sz w:val="24"/>
-          <w:szCs w:val="24"/>
-        </w:rPr>
-      </w:pPr>
-    </w:p>
-    <w:p>
-      <w:pPr>
-        <w:rPr>
-          <w:rFonts w:hint="default" w:ascii="Times New Roman" w:hAnsi="Times New Roman" w:cs="Times New Roman"/>
-          <w:sz w:val="24"/>
-          <w:szCs w:val="24"/>
-        </w:rPr>
-      </w:pPr>
-      <w:r>
-        <w:rPr>
-          <w:rFonts w:hint="default" w:ascii="Times New Roman" w:hAnsi="Times New Roman" w:cs="Times New Roman"/>
-          <w:sz w:val="24"/>
-          <w:szCs w:val="24"/>
-        </w:rPr>
-        <w:t>===================================================</w:t>
-      </w:r>
-    </w:p>
-    <w:p>
-      <w:pPr>
-        <w:rPr>
-          <w:rFonts w:hint="default" w:ascii="Times New Roman" w:hAnsi="Times New Roman" w:cs="Times New Roman"/>
-          <w:sz w:val="24"/>
-          <w:szCs w:val="24"/>
-        </w:rPr>
-      </w:pPr>
-    </w:p>
-    <w:p>
-      <w:pPr>
-        <w:rPr>
-          <w:rFonts w:hint="default" w:ascii="Times New Roman" w:hAnsi="Times New Roman" w:cs="Times New Roman"/>
-          <w:sz w:val="24"/>
-          <w:szCs w:val="24"/>
-        </w:rPr>
-      </w:pPr>
-    </w:p>
-    <w:p>
-      <w:pPr>
-        <w:rPr>
-          <w:rFonts w:hint="default" w:ascii="Times New Roman" w:hAnsi="Times New Roman" w:cs="Times New Roman"/>
-          <w:sz w:val="24"/>
-          <w:szCs w:val="24"/>
           <w:lang w:val="en-US"/>
         </w:rPr>
       </w:pPr>
@@ -2348,7 +2362,7 @@
           <wp:inline distT="0" distB="0" distL="114300" distR="114300">
             <wp:extent cx="5272405" cy="3484245"/>
             <wp:effectExtent l="0" t="0" r="4445" b="1905"/>
-            <wp:docPr id="2" name="Picture 2" descr="Figure 2026-03-25 145024 (0)"/>
+            <wp:docPr id="3" name="Picture 3" descr="Figure 2026-03-25 145024 (1)"/>
             <wp:cNvGraphicFramePr>
               <a:graphicFrameLocks xmlns:a="http://schemas.openxmlformats.org/drawingml/2006/main" noChangeAspect="1"/>
             </wp:cNvGraphicFramePr>
@@ -2356,7 +2370,7 @@
               <a:graphicData uri="http://schemas.openxmlformats.org/drawingml/2006/picture">
                 <pic:pic xmlns:pic="http://schemas.openxmlformats.org/drawingml/2006/picture">
                   <pic:nvPicPr>
-                    <pic:cNvPr id="2" name="Picture 2" descr="Figure 2026-03-25 145024 (0)"/>
+                    <pic:cNvPr id="3" name="Picture 3" descr="Figure 2026-03-25 145024 (1)"/>
                     <pic:cNvPicPr>
                       <a:picLocks noChangeAspect="1"/>
                     </pic:cNvPicPr>
@@ -2403,7 +2417,7 @@
           <wp:inline distT="0" distB="0" distL="114300" distR="114300">
             <wp:extent cx="5272405" cy="3484245"/>
             <wp:effectExtent l="0" t="0" r="4445" b="1905"/>
-            <wp:docPr id="3" name="Picture 3" descr="Figure 2026-03-25 145024 (1)"/>
+            <wp:docPr id="4" name="Picture 4" descr="Figure 2026-03-25 145024 (2)"/>
             <wp:cNvGraphicFramePr>
               <a:graphicFrameLocks xmlns:a="http://schemas.openxmlformats.org/drawingml/2006/main" noChangeAspect="1"/>
             </wp:cNvGraphicFramePr>
@@ -2411,7 +2425,7 @@
               <a:graphicData uri="http://schemas.openxmlformats.org/drawingml/2006/picture">
                 <pic:pic xmlns:pic="http://schemas.openxmlformats.org/drawingml/2006/picture">
                   <pic:nvPicPr>
-                    <pic:cNvPr id="3" name="Picture 3" descr="Figure 2026-03-25 145024 (1)"/>
+                    <pic:cNvPr id="4" name="Picture 4" descr="Figure 2026-03-25 145024 (2)"/>
                     <pic:cNvPicPr>
                       <a:picLocks noChangeAspect="1"/>
                     </pic:cNvPicPr>
@@ -2458,61 +2472,6 @@
           <wp:inline distT="0" distB="0" distL="114300" distR="114300">
             <wp:extent cx="5272405" cy="3484245"/>
             <wp:effectExtent l="0" t="0" r="4445" b="1905"/>
-            <wp:docPr id="4" name="Picture 4" descr="Figure 2026-03-25 145024 (2)"/>
-            <wp:cNvGraphicFramePr>
-              <a:graphicFrameLocks xmlns:a="http://schemas.openxmlformats.org/drawingml/2006/main" noChangeAspect="1"/>
-            </wp:cNvGraphicFramePr>
-            <a:graphic xmlns:a="http://schemas.openxmlformats.org/drawingml/2006/main">
-              <a:graphicData uri="http://schemas.openxmlformats.org/drawingml/2006/picture">
-                <pic:pic xmlns:pic="http://schemas.openxmlformats.org/drawingml/2006/picture">
-                  <pic:nvPicPr>
-                    <pic:cNvPr id="4" name="Picture 4" descr="Figure 2026-03-25 145024 (2)"/>
-                    <pic:cNvPicPr>
-                      <a:picLocks noChangeAspect="1"/>
-                    </pic:cNvPicPr>
-                  </pic:nvPicPr>
-                  <pic:blipFill>
-                    <a:blip r:embed="rId7"/>
-                    <a:stretch>
-                      <a:fillRect/>
-                    </a:stretch>
-                  </pic:blipFill>
-                  <pic:spPr>
-                    <a:xfrm>
-                      <a:off x="0" y="0"/>
-                      <a:ext cx="5272405" cy="3484245"/>
-                    </a:xfrm>
-                    <a:prstGeom prst="rect">
-                      <a:avLst/>
-                    </a:prstGeom>
-                  </pic:spPr>
-                </pic:pic>
-              </a:graphicData>
-            </a:graphic>
-          </wp:inline>
-        </w:drawing>
-      </w:r>
-    </w:p>
-    <w:p>
-      <w:pPr>
-        <w:rPr>
-          <w:rFonts w:hint="default" w:ascii="Times New Roman" w:hAnsi="Times New Roman" w:cs="Times New Roman"/>
-          <w:sz w:val="24"/>
-          <w:szCs w:val="24"/>
-          <w:lang w:val="en-US"/>
-        </w:rPr>
-      </w:pPr>
-      <w:r>
-        <w:rPr>
-          <w:rFonts w:hint="default" w:ascii="Times New Roman" w:hAnsi="Times New Roman" w:cs="Times New Roman"/>
-          <w:sz w:val="24"/>
-          <w:szCs w:val="24"/>
-          <w:lang w:val="en-US"/>
-        </w:rPr>
-        <w:drawing>
-          <wp:inline distT="0" distB="0" distL="114300" distR="114300">
-            <wp:extent cx="5272405" cy="3484245"/>
-            <wp:effectExtent l="0" t="0" r="4445" b="1905"/>
             <wp:docPr id="5" name="Picture 5" descr="C:/Users/hello/Downloads/image.pngimage"/>
             <wp:cNvGraphicFramePr>
               <a:graphicFrameLocks xmlns:a="http://schemas.openxmlformats.org/drawingml/2006/main" noChangeAspect="1"/>
@@ -2527,7 +2486,7 @@
                     </pic:cNvPicPr>
                   </pic:nvPicPr>
                   <pic:blipFill>
-                    <a:blip r:embed="rId8"/>
+                    <a:blip r:embed="rId7"/>
                     <a:srcRect l="9" r="9"/>
                     <a:stretch>
                       <a:fillRect/>
@@ -2548,8 +2507,6 @@
           </wp:inline>
         </w:drawing>
       </w:r>
-      <w:bookmarkStart w:id="0" w:name="_GoBack"/>
-      <w:bookmarkEnd w:id="0"/>
     </w:p>
     <w:p>
       <w:pPr>
@@ -2578,7 +2535,7 @@
                     </pic:cNvPicPr>
                   </pic:nvPicPr>
                   <pic:blipFill>
-                    <a:blip r:embed="rId9"/>
+                    <a:blip r:embed="rId8"/>
                     <a:stretch>
                       <a:fillRect/>
                     </a:stretch>
@@ -2632,6 +2589,61 @@
                 <pic:pic xmlns:pic="http://schemas.openxmlformats.org/drawingml/2006/picture">
                   <pic:nvPicPr>
                     <pic:cNvPr id="7" name="Picture 7" descr="Figure 2026-03-25 145024 (5)"/>
+                    <pic:cNvPicPr>
+                      <a:picLocks noChangeAspect="1"/>
+                    </pic:cNvPicPr>
+                  </pic:nvPicPr>
+                  <pic:blipFill>
+                    <a:blip r:embed="rId9"/>
+                    <a:stretch>
+                      <a:fillRect/>
+                    </a:stretch>
+                  </pic:blipFill>
+                  <pic:spPr>
+                    <a:xfrm>
+                      <a:off x="0" y="0"/>
+                      <a:ext cx="5272405" cy="3484245"/>
+                    </a:xfrm>
+                    <a:prstGeom prst="rect">
+                      <a:avLst/>
+                    </a:prstGeom>
+                  </pic:spPr>
+                </pic:pic>
+              </a:graphicData>
+            </a:graphic>
+          </wp:inline>
+        </w:drawing>
+      </w:r>
+    </w:p>
+    <w:p>
+      <w:pPr>
+        <w:rPr>
+          <w:rFonts w:hint="default" w:ascii="Times New Roman" w:hAnsi="Times New Roman" w:cs="Times New Roman"/>
+          <w:sz w:val="24"/>
+          <w:szCs w:val="24"/>
+          <w:lang w:val="en-US"/>
+        </w:rPr>
+      </w:pPr>
+      <w:r>
+        <w:rPr>
+          <w:rFonts w:hint="default" w:ascii="Times New Roman" w:hAnsi="Times New Roman" w:cs="Times New Roman"/>
+          <w:sz w:val="24"/>
+          <w:szCs w:val="24"/>
+          <w:lang w:val="en-US"/>
+        </w:rPr>
+        <w:drawing>
+          <wp:inline distT="0" distB="0" distL="114300" distR="114300">
+            <wp:extent cx="5272405" cy="3484245"/>
+            <wp:effectExtent l="0" t="0" r="4445" b="1905"/>
+            <wp:docPr id="8" name="Picture 8" descr="Figure 2026-03-25 145024 (6)"/>
+            <wp:cNvGraphicFramePr>
+              <a:graphicFrameLocks xmlns:a="http://schemas.openxmlformats.org/drawingml/2006/main" noChangeAspect="1"/>
+            </wp:cNvGraphicFramePr>
+            <a:graphic xmlns:a="http://schemas.openxmlformats.org/drawingml/2006/main">
+              <a:graphicData uri="http://schemas.openxmlformats.org/drawingml/2006/picture">
+                <pic:pic xmlns:pic="http://schemas.openxmlformats.org/drawingml/2006/picture">
+                  <pic:nvPicPr>
+                    <pic:cNvPr id="8" name="Picture 8" descr="Figure 2026-03-25 145024 (6)"/>
                     <pic:cNvPicPr>
                       <a:picLocks noChangeAspect="1"/>
                     </pic:cNvPicPr>
@@ -2678,7 +2690,7 @@
           <wp:inline distT="0" distB="0" distL="114300" distR="114300">
             <wp:extent cx="5272405" cy="3484245"/>
             <wp:effectExtent l="0" t="0" r="4445" b="1905"/>
-            <wp:docPr id="8" name="Picture 8" descr="Figure 2026-03-25 145024 (6)"/>
+            <wp:docPr id="9" name="Picture 9" descr="Figure 2026-03-25 145024 (7)"/>
             <wp:cNvGraphicFramePr>
               <a:graphicFrameLocks xmlns:a="http://schemas.openxmlformats.org/drawingml/2006/main" noChangeAspect="1"/>
             </wp:cNvGraphicFramePr>
@@ -2686,7 +2698,7 @@
               <a:graphicData uri="http://schemas.openxmlformats.org/drawingml/2006/picture">
                 <pic:pic xmlns:pic="http://schemas.openxmlformats.org/drawingml/2006/picture">
                   <pic:nvPicPr>
-                    <pic:cNvPr id="8" name="Picture 8" descr="Figure 2026-03-25 145024 (6)"/>
+                    <pic:cNvPr id="9" name="Picture 9" descr="Figure 2026-03-25 145024 (7)"/>
                     <pic:cNvPicPr>
                       <a:picLocks noChangeAspect="1"/>
                     </pic:cNvPicPr>
@@ -2733,7 +2745,7 @@
           <wp:inline distT="0" distB="0" distL="114300" distR="114300">
             <wp:extent cx="5272405" cy="3484245"/>
             <wp:effectExtent l="0" t="0" r="4445" b="1905"/>
-            <wp:docPr id="9" name="Picture 9" descr="Figure 2026-03-25 145024 (7)"/>
+            <wp:docPr id="10" name="Picture 10" descr="Figure 2026-03-25 145024 (8)"/>
             <wp:cNvGraphicFramePr>
               <a:graphicFrameLocks xmlns:a="http://schemas.openxmlformats.org/drawingml/2006/main" noChangeAspect="1"/>
             </wp:cNvGraphicFramePr>
@@ -2741,7 +2753,7 @@
               <a:graphicData uri="http://schemas.openxmlformats.org/drawingml/2006/picture">
                 <pic:pic xmlns:pic="http://schemas.openxmlformats.org/drawingml/2006/picture">
                   <pic:nvPicPr>
-                    <pic:cNvPr id="9" name="Picture 9" descr="Figure 2026-03-25 145024 (7)"/>
+                    <pic:cNvPr id="10" name="Picture 10" descr="Figure 2026-03-25 145024 (8)"/>
                     <pic:cNvPicPr>
                       <a:picLocks noChangeAspect="1"/>
                     </pic:cNvPicPr>
@@ -2788,7 +2800,7 @@
           <wp:inline distT="0" distB="0" distL="114300" distR="114300">
             <wp:extent cx="5272405" cy="3484245"/>
             <wp:effectExtent l="0" t="0" r="4445" b="1905"/>
-            <wp:docPr id="10" name="Picture 10" descr="Figure 2026-03-25 145024 (8)"/>
+            <wp:docPr id="11" name="Picture 11" descr="Figure 2026-03-25 145024 (9)"/>
             <wp:cNvGraphicFramePr>
               <a:graphicFrameLocks xmlns:a="http://schemas.openxmlformats.org/drawingml/2006/main" noChangeAspect="1"/>
             </wp:cNvGraphicFramePr>
@@ -2796,7 +2808,7 @@
               <a:graphicData uri="http://schemas.openxmlformats.org/drawingml/2006/picture">
                 <pic:pic xmlns:pic="http://schemas.openxmlformats.org/drawingml/2006/picture">
                   <pic:nvPicPr>
-                    <pic:cNvPr id="10" name="Picture 10" descr="Figure 2026-03-25 145024 (8)"/>
+                    <pic:cNvPr id="11" name="Picture 11" descr="Figure 2026-03-25 145024 (9)"/>
                     <pic:cNvPicPr>
                       <a:picLocks noChangeAspect="1"/>
                     </pic:cNvPicPr>
@@ -2843,7 +2855,7 @@
           <wp:inline distT="0" distB="0" distL="114300" distR="114300">
             <wp:extent cx="5272405" cy="3484245"/>
             <wp:effectExtent l="0" t="0" r="4445" b="1905"/>
-            <wp:docPr id="11" name="Picture 11" descr="Figure 2026-03-25 145024 (9)"/>
+            <wp:docPr id="12" name="Picture 12" descr="Figure 2026-03-25 145024 (10)"/>
             <wp:cNvGraphicFramePr>
               <a:graphicFrameLocks xmlns:a="http://schemas.openxmlformats.org/drawingml/2006/main" noChangeAspect="1"/>
             </wp:cNvGraphicFramePr>
@@ -2851,7 +2863,7 @@
               <a:graphicData uri="http://schemas.openxmlformats.org/drawingml/2006/picture">
                 <pic:pic xmlns:pic="http://schemas.openxmlformats.org/drawingml/2006/picture">
                   <pic:nvPicPr>
-                    <pic:cNvPr id="11" name="Picture 11" descr="Figure 2026-03-25 145024 (9)"/>
+                    <pic:cNvPr id="12" name="Picture 12" descr="Figure 2026-03-25 145024 (10)"/>
                     <pic:cNvPicPr>
                       <a:picLocks noChangeAspect="1"/>
                     </pic:cNvPicPr>
@@ -2898,7 +2910,7 @@
           <wp:inline distT="0" distB="0" distL="114300" distR="114300">
             <wp:extent cx="5272405" cy="3484245"/>
             <wp:effectExtent l="0" t="0" r="4445" b="1905"/>
-            <wp:docPr id="12" name="Picture 12" descr="Figure 2026-03-25 145024 (10)"/>
+            <wp:docPr id="13" name="Picture 13" descr="Figure 2026-03-25 145024 (11)"/>
             <wp:cNvGraphicFramePr>
               <a:graphicFrameLocks xmlns:a="http://schemas.openxmlformats.org/drawingml/2006/main" noChangeAspect="1"/>
             </wp:cNvGraphicFramePr>
@@ -2906,7 +2918,7 @@
               <a:graphicData uri="http://schemas.openxmlformats.org/drawingml/2006/picture">
                 <pic:pic xmlns:pic="http://schemas.openxmlformats.org/drawingml/2006/picture">
                   <pic:nvPicPr>
-                    <pic:cNvPr id="12" name="Picture 12" descr="Figure 2026-03-25 145024 (10)"/>
+                    <pic:cNvPr id="13" name="Picture 13" descr="Figure 2026-03-25 145024 (11)"/>
                     <pic:cNvPicPr>
                       <a:picLocks noChangeAspect="1"/>
                     </pic:cNvPicPr>
@@ -2953,7 +2965,7 @@
           <wp:inline distT="0" distB="0" distL="114300" distR="114300">
             <wp:extent cx="5272405" cy="3484245"/>
             <wp:effectExtent l="0" t="0" r="4445" b="1905"/>
-            <wp:docPr id="13" name="Picture 13" descr="Figure 2026-03-25 145024 (11)"/>
+            <wp:docPr id="14" name="Picture 14" descr="Figure 2026-03-25 145024 (12)"/>
             <wp:cNvGraphicFramePr>
               <a:graphicFrameLocks xmlns:a="http://schemas.openxmlformats.org/drawingml/2006/main" noChangeAspect="1"/>
             </wp:cNvGraphicFramePr>
@@ -2961,7 +2973,7 @@
               <a:graphicData uri="http://schemas.openxmlformats.org/drawingml/2006/picture">
                 <pic:pic xmlns:pic="http://schemas.openxmlformats.org/drawingml/2006/picture">
                   <pic:nvPicPr>
-                    <pic:cNvPr id="13" name="Picture 13" descr="Figure 2026-03-25 145024 (11)"/>
+                    <pic:cNvPr id="14" name="Picture 14" descr="Figure 2026-03-25 145024 (12)"/>
                     <pic:cNvPicPr>
                       <a:picLocks noChangeAspect="1"/>
                     </pic:cNvPicPr>
@@ -3008,7 +3020,7 @@
           <wp:inline distT="0" distB="0" distL="114300" distR="114300">
             <wp:extent cx="5272405" cy="3484245"/>
             <wp:effectExtent l="0" t="0" r="4445" b="1905"/>
-            <wp:docPr id="14" name="Picture 14" descr="Figure 2026-03-25 145024 (12)"/>
+            <wp:docPr id="15" name="Picture 15" descr="Figure 2026-03-25 145024 (13)"/>
             <wp:cNvGraphicFramePr>
               <a:graphicFrameLocks xmlns:a="http://schemas.openxmlformats.org/drawingml/2006/main" noChangeAspect="1"/>
             </wp:cNvGraphicFramePr>
@@ -3016,7 +3028,7 @@
               <a:graphicData uri="http://schemas.openxmlformats.org/drawingml/2006/picture">
                 <pic:pic xmlns:pic="http://schemas.openxmlformats.org/drawingml/2006/picture">
                   <pic:nvPicPr>
-                    <pic:cNvPr id="14" name="Picture 14" descr="Figure 2026-03-25 145024 (12)"/>
+                    <pic:cNvPr id="15" name="Picture 15" descr="Figure 2026-03-25 145024 (13)"/>
                     <pic:cNvPicPr>
                       <a:picLocks noChangeAspect="1"/>
                     </pic:cNvPicPr>
@@ -3063,7 +3075,7 @@
           <wp:inline distT="0" distB="0" distL="114300" distR="114300">
             <wp:extent cx="5272405" cy="3484245"/>
             <wp:effectExtent l="0" t="0" r="4445" b="1905"/>
-            <wp:docPr id="15" name="Picture 15" descr="Figure 2026-03-25 145024 (13)"/>
+            <wp:docPr id="16" name="Picture 16" descr="Figure 2026-03-25 145024 (14)"/>
             <wp:cNvGraphicFramePr>
               <a:graphicFrameLocks xmlns:a="http://schemas.openxmlformats.org/drawingml/2006/main" noChangeAspect="1"/>
             </wp:cNvGraphicFramePr>
@@ -3071,7 +3083,7 @@
               <a:graphicData uri="http://schemas.openxmlformats.org/drawingml/2006/picture">
                 <pic:pic xmlns:pic="http://schemas.openxmlformats.org/drawingml/2006/picture">
                   <pic:nvPicPr>
-                    <pic:cNvPr id="15" name="Picture 15" descr="Figure 2026-03-25 145024 (13)"/>
+                    <pic:cNvPr id="16" name="Picture 16" descr="Figure 2026-03-25 145024 (14)"/>
                     <pic:cNvPicPr>
                       <a:picLocks noChangeAspect="1"/>
                     </pic:cNvPicPr>
@@ -3116,9 +3128,9 @@
         </w:rPr>
         <w:drawing>
           <wp:inline distT="0" distB="0" distL="114300" distR="114300">
-            <wp:extent cx="5272405" cy="3484245"/>
-            <wp:effectExtent l="0" t="0" r="4445" b="1905"/>
-            <wp:docPr id="16" name="Picture 16" descr="Figure 2026-03-25 145024 (14)"/>
+            <wp:extent cx="5272405" cy="3477895"/>
+            <wp:effectExtent l="0" t="0" r="4445" b="8255"/>
+            <wp:docPr id="17" name="Picture 17" descr="Figure 2026-03-25 145024 (15)"/>
             <wp:cNvGraphicFramePr>
               <a:graphicFrameLocks xmlns:a="http://schemas.openxmlformats.org/drawingml/2006/main" noChangeAspect="1"/>
             </wp:cNvGraphicFramePr>
@@ -3126,13 +3138,68 @@
               <a:graphicData uri="http://schemas.openxmlformats.org/drawingml/2006/picture">
                 <pic:pic xmlns:pic="http://schemas.openxmlformats.org/drawingml/2006/picture">
                   <pic:nvPicPr>
-                    <pic:cNvPr id="16" name="Picture 16" descr="Figure 2026-03-25 145024 (14)"/>
+                    <pic:cNvPr id="17" name="Picture 17" descr="Figure 2026-03-25 145024 (15)"/>
                     <pic:cNvPicPr>
                       <a:picLocks noChangeAspect="1"/>
                     </pic:cNvPicPr>
                   </pic:nvPicPr>
                   <pic:blipFill>
                     <a:blip r:embed="rId19"/>
+                    <a:stretch>
+                      <a:fillRect/>
+                    </a:stretch>
+                  </pic:blipFill>
+                  <pic:spPr>
+                    <a:xfrm>
+                      <a:off x="0" y="0"/>
+                      <a:ext cx="5272405" cy="3477895"/>
+                    </a:xfrm>
+                    <a:prstGeom prst="rect">
+                      <a:avLst/>
+                    </a:prstGeom>
+                  </pic:spPr>
+                </pic:pic>
+              </a:graphicData>
+            </a:graphic>
+          </wp:inline>
+        </w:drawing>
+      </w:r>
+    </w:p>
+    <w:p>
+      <w:pPr>
+        <w:rPr>
+          <w:rFonts w:hint="default" w:ascii="Times New Roman" w:hAnsi="Times New Roman" w:cs="Times New Roman"/>
+          <w:sz w:val="24"/>
+          <w:szCs w:val="24"/>
+          <w:lang w:val="en-US"/>
+        </w:rPr>
+      </w:pPr>
+      <w:r>
+        <w:rPr>
+          <w:rFonts w:hint="default" w:ascii="Times New Roman" w:hAnsi="Times New Roman" w:cs="Times New Roman"/>
+          <w:sz w:val="24"/>
+          <w:szCs w:val="24"/>
+          <w:lang w:val="en-US"/>
+        </w:rPr>
+        <w:drawing>
+          <wp:inline distT="0" distB="0" distL="114300" distR="114300">
+            <wp:extent cx="5272405" cy="3484245"/>
+            <wp:effectExtent l="0" t="0" r="4445" b="1905"/>
+            <wp:docPr id="18" name="Picture 18" descr="Figure 2026-03-25 145024 (16)"/>
+            <wp:cNvGraphicFramePr>
+              <a:graphicFrameLocks xmlns:a="http://schemas.openxmlformats.org/drawingml/2006/main" noChangeAspect="1"/>
+            </wp:cNvGraphicFramePr>
+            <a:graphic xmlns:a="http://schemas.openxmlformats.org/drawingml/2006/main">
+              <a:graphicData uri="http://schemas.openxmlformats.org/drawingml/2006/picture">
+                <pic:pic xmlns:pic="http://schemas.openxmlformats.org/drawingml/2006/picture">
+                  <pic:nvPicPr>
+                    <pic:cNvPr id="18" name="Picture 18" descr="Figure 2026-03-25 145024 (16)"/>
+                    <pic:cNvPicPr>
+                      <a:picLocks noChangeAspect="1"/>
+                    </pic:cNvPicPr>
+                  </pic:nvPicPr>
+                  <pic:blipFill>
+                    <a:blip r:embed="rId20"/>
                     <a:stretch>
                       <a:fillRect/>
                     </a:stretch>
@@ -3171,9 +3238,9 @@
         </w:rPr>
         <w:drawing>
           <wp:inline distT="0" distB="0" distL="114300" distR="114300">
-            <wp:extent cx="5272405" cy="3477895"/>
-            <wp:effectExtent l="0" t="0" r="4445" b="8255"/>
-            <wp:docPr id="17" name="Picture 17" descr="Figure 2026-03-25 145024 (15)"/>
+            <wp:extent cx="5272405" cy="3484245"/>
+            <wp:effectExtent l="0" t="0" r="4445" b="1905"/>
+            <wp:docPr id="19" name="Picture 19" descr="Figure 2026-03-25 145024 (17)"/>
             <wp:cNvGraphicFramePr>
               <a:graphicFrameLocks xmlns:a="http://schemas.openxmlformats.org/drawingml/2006/main" noChangeAspect="1"/>
             </wp:cNvGraphicFramePr>
@@ -3181,62 +3248,7 @@
               <a:graphicData uri="http://schemas.openxmlformats.org/drawingml/2006/picture">
                 <pic:pic xmlns:pic="http://schemas.openxmlformats.org/drawingml/2006/picture">
                   <pic:nvPicPr>
-                    <pic:cNvPr id="17" name="Picture 17" descr="Figure 2026-03-25 145024 (15)"/>
-                    <pic:cNvPicPr>
-                      <a:picLocks noChangeAspect="1"/>
-                    </pic:cNvPicPr>
-                  </pic:nvPicPr>
-                  <pic:blipFill>
-                    <a:blip r:embed="rId20"/>
-                    <a:stretch>
-                      <a:fillRect/>
-                    </a:stretch>
-                  </pic:blipFill>
-                  <pic:spPr>
-                    <a:xfrm>
-                      <a:off x="0" y="0"/>
-                      <a:ext cx="5272405" cy="3477895"/>
-                    </a:xfrm>
-                    <a:prstGeom prst="rect">
-                      <a:avLst/>
-                    </a:prstGeom>
-                  </pic:spPr>
-                </pic:pic>
-              </a:graphicData>
-            </a:graphic>
-          </wp:inline>
-        </w:drawing>
-      </w:r>
-    </w:p>
-    <w:p>
-      <w:pPr>
-        <w:rPr>
-          <w:rFonts w:hint="default" w:ascii="Times New Roman" w:hAnsi="Times New Roman" w:cs="Times New Roman"/>
-          <w:sz w:val="24"/>
-          <w:szCs w:val="24"/>
-          <w:lang w:val="en-US"/>
-        </w:rPr>
-      </w:pPr>
-      <w:r>
-        <w:rPr>
-          <w:rFonts w:hint="default" w:ascii="Times New Roman" w:hAnsi="Times New Roman" w:cs="Times New Roman"/>
-          <w:sz w:val="24"/>
-          <w:szCs w:val="24"/>
-          <w:lang w:val="en-US"/>
-        </w:rPr>
-        <w:drawing>
-          <wp:inline distT="0" distB="0" distL="114300" distR="114300">
-            <wp:extent cx="5272405" cy="3484245"/>
-            <wp:effectExtent l="0" t="0" r="4445" b="1905"/>
-            <wp:docPr id="18" name="Picture 18" descr="Figure 2026-03-25 145024 (16)"/>
-            <wp:cNvGraphicFramePr>
-              <a:graphicFrameLocks xmlns:a="http://schemas.openxmlformats.org/drawingml/2006/main" noChangeAspect="1"/>
-            </wp:cNvGraphicFramePr>
-            <a:graphic xmlns:a="http://schemas.openxmlformats.org/drawingml/2006/main">
-              <a:graphicData uri="http://schemas.openxmlformats.org/drawingml/2006/picture">
-                <pic:pic xmlns:pic="http://schemas.openxmlformats.org/drawingml/2006/picture">
-                  <pic:nvPicPr>
-                    <pic:cNvPr id="18" name="Picture 18" descr="Figure 2026-03-25 145024 (16)"/>
+                    <pic:cNvPr id="19" name="Picture 19" descr="Figure 2026-03-25 145024 (17)"/>
                     <pic:cNvPicPr>
                       <a:picLocks noChangeAspect="1"/>
                     </pic:cNvPicPr>
@@ -3283,7 +3295,7 @@
           <wp:inline distT="0" distB="0" distL="114300" distR="114300">
             <wp:extent cx="5272405" cy="3484245"/>
             <wp:effectExtent l="0" t="0" r="4445" b="1905"/>
-            <wp:docPr id="19" name="Picture 19" descr="Figure 2026-03-25 145024 (17)"/>
+            <wp:docPr id="20" name="Picture 20" descr="Figure 2026-03-25 145024 (18)"/>
             <wp:cNvGraphicFramePr>
               <a:graphicFrameLocks xmlns:a="http://schemas.openxmlformats.org/drawingml/2006/main" noChangeAspect="1"/>
             </wp:cNvGraphicFramePr>
@@ -3291,7 +3303,7 @@
               <a:graphicData uri="http://schemas.openxmlformats.org/drawingml/2006/picture">
                 <pic:pic xmlns:pic="http://schemas.openxmlformats.org/drawingml/2006/picture">
                   <pic:nvPicPr>
-                    <pic:cNvPr id="19" name="Picture 19" descr="Figure 2026-03-25 145024 (17)"/>
+                    <pic:cNvPr id="20" name="Picture 20" descr="Figure 2026-03-25 145024 (18)"/>
                     <pic:cNvPicPr>
                       <a:picLocks noChangeAspect="1"/>
                     </pic:cNvPicPr>
@@ -3338,7 +3350,7 @@
           <wp:inline distT="0" distB="0" distL="114300" distR="114300">
             <wp:extent cx="5272405" cy="3484245"/>
             <wp:effectExtent l="0" t="0" r="4445" b="1905"/>
-            <wp:docPr id="20" name="Picture 20" descr="Figure 2026-03-25 145024 (18)"/>
+            <wp:docPr id="21" name="Picture 21" descr="Figure 2026-03-25 145024 (19)"/>
             <wp:cNvGraphicFramePr>
               <a:graphicFrameLocks xmlns:a="http://schemas.openxmlformats.org/drawingml/2006/main" noChangeAspect="1"/>
             </wp:cNvGraphicFramePr>
@@ -3346,7 +3358,7 @@
               <a:graphicData uri="http://schemas.openxmlformats.org/drawingml/2006/picture">
                 <pic:pic xmlns:pic="http://schemas.openxmlformats.org/drawingml/2006/picture">
                   <pic:nvPicPr>
-                    <pic:cNvPr id="20" name="Picture 20" descr="Figure 2026-03-25 145024 (18)"/>
+                    <pic:cNvPr id="21" name="Picture 21" descr="Figure 2026-03-25 145024 (19)"/>
                     <pic:cNvPicPr>
                       <a:picLocks noChangeAspect="1"/>
                     </pic:cNvPicPr>
@@ -3393,61 +3405,6 @@
           <wp:inline distT="0" distB="0" distL="114300" distR="114300">
             <wp:extent cx="5272405" cy="3484245"/>
             <wp:effectExtent l="0" t="0" r="4445" b="1905"/>
-            <wp:docPr id="21" name="Picture 21" descr="Figure 2026-03-25 145024 (19)"/>
-            <wp:cNvGraphicFramePr>
-              <a:graphicFrameLocks xmlns:a="http://schemas.openxmlformats.org/drawingml/2006/main" noChangeAspect="1"/>
-            </wp:cNvGraphicFramePr>
-            <a:graphic xmlns:a="http://schemas.openxmlformats.org/drawingml/2006/main">
-              <a:graphicData uri="http://schemas.openxmlformats.org/drawingml/2006/picture">
-                <pic:pic xmlns:pic="http://schemas.openxmlformats.org/drawingml/2006/picture">
-                  <pic:nvPicPr>
-                    <pic:cNvPr id="21" name="Picture 21" descr="Figure 2026-03-25 145024 (19)"/>
-                    <pic:cNvPicPr>
-                      <a:picLocks noChangeAspect="1"/>
-                    </pic:cNvPicPr>
-                  </pic:nvPicPr>
-                  <pic:blipFill>
-                    <a:blip r:embed="rId24"/>
-                    <a:stretch>
-                      <a:fillRect/>
-                    </a:stretch>
-                  </pic:blipFill>
-                  <pic:spPr>
-                    <a:xfrm>
-                      <a:off x="0" y="0"/>
-                      <a:ext cx="5272405" cy="3484245"/>
-                    </a:xfrm>
-                    <a:prstGeom prst="rect">
-                      <a:avLst/>
-                    </a:prstGeom>
-                  </pic:spPr>
-                </pic:pic>
-              </a:graphicData>
-            </a:graphic>
-          </wp:inline>
-        </w:drawing>
-      </w:r>
-    </w:p>
-    <w:p>
-      <w:pPr>
-        <w:rPr>
-          <w:rFonts w:hint="default" w:ascii="Times New Roman" w:hAnsi="Times New Roman" w:cs="Times New Roman"/>
-          <w:sz w:val="24"/>
-          <w:szCs w:val="24"/>
-          <w:lang w:val="en-US"/>
-        </w:rPr>
-      </w:pPr>
-      <w:r>
-        <w:rPr>
-          <w:rFonts w:hint="default" w:ascii="Times New Roman" w:hAnsi="Times New Roman" w:cs="Times New Roman"/>
-          <w:sz w:val="24"/>
-          <w:szCs w:val="24"/>
-          <w:lang w:val="en-US"/>
-        </w:rPr>
-        <w:drawing>
-          <wp:inline distT="0" distB="0" distL="114300" distR="114300">
-            <wp:extent cx="5272405" cy="3484245"/>
-            <wp:effectExtent l="0" t="0" r="4445" b="1905"/>
             <wp:docPr id="22" name="Picture 22" descr="Figure 2026-03-25 145024 (20)"/>
             <wp:cNvGraphicFramePr>
               <a:graphicFrameLocks xmlns:a="http://schemas.openxmlformats.org/drawingml/2006/main" noChangeAspect="1"/>
@@ -3462,7 +3419,7 @@
                     </pic:cNvPicPr>
                   </pic:nvPicPr>
                   <pic:blipFill>
-                    <a:blip r:embed="rId25"/>
+                    <a:blip r:embed="rId24"/>
                     <a:stretch>
                       <a:fillRect/>
                     </a:stretch>
